--- a/data/exports/kcet-environmental-chemistry_revision_notes.docx
+++ b/data/exports/kcet-environmental-chemistry_revision_notes.docx
@@ -167,7 +167,7 @@
                 <w:color w:val="718096"/>
                 <w:sz w:val="19"/>
               </w:rPr>
-              <w:t>Moderate</w:t>
+              <w:t>Standard</w:t>
             </w:r>
           </w:p>
         </w:tc>
@@ -189,7 +189,7 @@
                 <w:color w:val="2D3748"/>
                 <w:sz w:val="19"/>
               </w:rPr>
-              <w:t>Kcet Environmental Chemistry - Core Application</w:t>
+              <w:t>Environmental Chemistry — Standard Calculations &amp; Problem Archetypes</w:t>
             </w:r>
           </w:p>
         </w:tc>
@@ -209,7 +209,7 @@
               <w:rPr>
                 <w:sz w:val="19"/>
               </w:rPr>
-              <w:t>5 PYQs</w:t>
+              <w:t>2 PYQs</w:t>
             </w:r>
           </w:p>
         </w:tc>
@@ -230,7 +230,181 @@
                 <w:color w:val="718096"/>
                 <w:sz w:val="19"/>
               </w:rPr>
-              <w:t>General Concept</w:t>
+              <w:t>Quantitative Analysis</w:t>
+            </w:r>
+          </w:p>
+        </w:tc>
+      </w:tr>
+      <w:tr>
+        <w:tc>
+          <w:tcPr>
+            <w:tcW w:type="dxa" w:w="2160"/>
+            <w:shd w:fill="FFFFFF"/>
+            <w:tcMar>
+              <w:top w:w="80" w:type="dxa"/>
+              <w:bottom w:w="80" w:type="dxa"/>
+              <w:left w:w="150" w:type="dxa"/>
+              <w:right w:w="150" w:type="dxa"/>
+            </w:tcMar>
+          </w:tcPr>
+          <w:p>
+            <w:r>
+              <w:rPr>
+                <w:b/>
+                <w:color w:val="718096"/>
+                <w:sz w:val="19"/>
+              </w:rPr>
+              <w:t>Standard</w:t>
+            </w:r>
+          </w:p>
+        </w:tc>
+        <w:tc>
+          <w:tcPr>
+            <w:tcW w:type="dxa" w:w="4320"/>
+            <w:shd w:fill="FFFFFF"/>
+            <w:tcMar>
+              <w:top w:w="80" w:type="dxa"/>
+              <w:bottom w:w="80" w:type="dxa"/>
+              <w:left w:w="150" w:type="dxa"/>
+              <w:right w:w="150" w:type="dxa"/>
+            </w:tcMar>
+          </w:tcPr>
+          <w:p>
+            <w:r>
+              <w:rPr>
+                <w:b/>
+                <w:color w:val="2D3748"/>
+                <w:sz w:val="19"/>
+              </w:rPr>
+              <w:t>Environmental Chemistry — Applied Cases, Reactions &amp; Traps</w:t>
+            </w:r>
+          </w:p>
+        </w:tc>
+        <w:tc>
+          <w:tcPr>
+            <w:tcW w:type="dxa" w:w="1728"/>
+            <w:shd w:fill="FFFFFF"/>
+            <w:tcMar>
+              <w:top w:w="80" w:type="dxa"/>
+              <w:bottom w:w="80" w:type="dxa"/>
+              <w:left w:w="150" w:type="dxa"/>
+              <w:right w:w="150" w:type="dxa"/>
+            </w:tcMar>
+          </w:tcPr>
+          <w:p>
+            <w:r>
+              <w:rPr>
+                <w:sz w:val="19"/>
+              </w:rPr>
+              <w:t>2 PYQs</w:t>
+            </w:r>
+          </w:p>
+        </w:tc>
+        <w:tc>
+          <w:tcPr>
+            <w:tcW w:type="dxa" w:w="1872"/>
+            <w:shd w:fill="FFFFFF"/>
+            <w:tcMar>
+              <w:top w:w="80" w:type="dxa"/>
+              <w:bottom w:w="80" w:type="dxa"/>
+              <w:left w:w="150" w:type="dxa"/>
+              <w:right w:w="150" w:type="dxa"/>
+            </w:tcMar>
+          </w:tcPr>
+          <w:p>
+            <w:r>
+              <w:rPr>
+                <w:color w:val="718096"/>
+                <w:sz w:val="19"/>
+              </w:rPr>
+              <w:t>Applied Topics</w:t>
+            </w:r>
+          </w:p>
+        </w:tc>
+      </w:tr>
+      <w:tr>
+        <w:tc>
+          <w:tcPr>
+            <w:tcW w:type="dxa" w:w="2160"/>
+            <w:shd w:fill="F7FAFC"/>
+            <w:tcMar>
+              <w:top w:w="80" w:type="dxa"/>
+              <w:bottom w:w="80" w:type="dxa"/>
+              <w:left w:w="150" w:type="dxa"/>
+              <w:right w:w="150" w:type="dxa"/>
+            </w:tcMar>
+          </w:tcPr>
+          <w:p>
+            <w:r>
+              <w:rPr>
+                <w:b/>
+                <w:color w:val="718096"/>
+                <w:sz w:val="19"/>
+              </w:rPr>
+              <w:t>Standard</w:t>
+            </w:r>
+          </w:p>
+        </w:tc>
+        <w:tc>
+          <w:tcPr>
+            <w:tcW w:type="dxa" w:w="4320"/>
+            <w:shd w:fill="F7FAFC"/>
+            <w:tcMar>
+              <w:top w:w="80" w:type="dxa"/>
+              <w:bottom w:w="80" w:type="dxa"/>
+              <w:left w:w="150" w:type="dxa"/>
+              <w:right w:w="150" w:type="dxa"/>
+            </w:tcMar>
+          </w:tcPr>
+          <w:p>
+            <w:r>
+              <w:rPr>
+                <w:b/>
+                <w:color w:val="2D3748"/>
+                <w:sz w:val="19"/>
+              </w:rPr>
+              <w:t>Environmental Chemistry — Core Principles &amp; Governing Laws</w:t>
+            </w:r>
+          </w:p>
+        </w:tc>
+        <w:tc>
+          <w:tcPr>
+            <w:tcW w:type="dxa" w:w="1728"/>
+            <w:shd w:fill="F7FAFC"/>
+            <w:tcMar>
+              <w:top w:w="80" w:type="dxa"/>
+              <w:bottom w:w="80" w:type="dxa"/>
+              <w:left w:w="150" w:type="dxa"/>
+              <w:right w:w="150" w:type="dxa"/>
+            </w:tcMar>
+          </w:tcPr>
+          <w:p>
+            <w:r>
+              <w:rPr>
+                <w:sz w:val="19"/>
+              </w:rPr>
+              <w:t>1 PYQs</w:t>
+            </w:r>
+          </w:p>
+        </w:tc>
+        <w:tc>
+          <w:tcPr>
+            <w:tcW w:type="dxa" w:w="1872"/>
+            <w:shd w:fill="F7FAFC"/>
+            <w:tcMar>
+              <w:top w:w="80" w:type="dxa"/>
+              <w:bottom w:w="80" w:type="dxa"/>
+              <w:left w:w="150" w:type="dxa"/>
+              <w:right w:w="150" w:type="dxa"/>
+            </w:tcMar>
+          </w:tcPr>
+          <w:p>
+            <w:r>
+              <w:rPr>
+                <w:color w:val="718096"/>
+                <w:sz w:val="19"/>
+              </w:rPr>
+              <w:t>Core Principle</w:t>
             </w:r>
           </w:p>
         </w:tc>
@@ -311,6 +485,52 @@
           </w:p>
         </w:tc>
       </w:tr>
+      <w:tr>
+        <w:tc>
+          <w:tcPr>
+            <w:tcW w:type="dxa" w:w="3600"/>
+            <w:shd w:fill="F7FAFC"/>
+            <w:tcMar>
+              <w:top w:w="100" w:type="dxa"/>
+              <w:bottom w:w="100" w:type="dxa"/>
+              <w:left w:w="150" w:type="dxa"/>
+              <w:right w:w="150" w:type="dxa"/>
+            </w:tcMar>
+          </w:tcPr>
+          <w:p>
+            <w:r>
+              <w:rPr>
+                <w:b/>
+                <w:color w:val="1A365D"/>
+                <w:sz w:val="19"/>
+              </w:rPr>
+              <w:t>Environmental Chemistry — Core Principles &amp; Governing Laws</w:t>
+            </w:r>
+          </w:p>
+        </w:tc>
+        <w:tc>
+          <w:tcPr>
+            <w:tcW w:type="dxa" w:w="6480"/>
+            <w:shd w:fill="F7FAFC"/>
+            <w:tcMar>
+              <w:top w:w="100" w:type="dxa"/>
+              <w:bottom w:w="100" w:type="dxa"/>
+              <w:left w:w="150" w:type="dxa"/>
+              <w:right w:w="150" w:type="dxa"/>
+            </w:tcMar>
+          </w:tcPr>
+          <w:p>
+            <w:r>
+              <w:rPr>
+                <w:rFonts w:ascii="Cambria Math" w:hAnsi="Cambria Math"/>
+                <w:color w:val="2D3748"/>
+                <w:sz w:val="19"/>
+              </w:rPr>
+              <w:t>CFC,CO_{2}, \quad NO_{2}</w:t>
+            </w:r>
+          </w:p>
+        </w:tc>
+      </w:tr>
     </w:tbl>
     <w:p>
       <w:pPr>
@@ -338,7 +558,7 @@
           <w:color w:val="2B6CB0"/>
           <w:sz w:val="24"/>
         </w:rPr>
-        <w:t>3.1 Kcet Environmental Chemistry - Core Application (Moderate Yield — 5 PYQs)</w:t>
+        <w:t>3.1 Environmental Chemistry — Standard Calculations &amp; Problem Archetypes (Standard Yield — 2 PYQs)</w:t>
       </w:r>
     </w:p>
     <w:p>
@@ -353,7 +573,7 @@
         <w:rPr>
           <w:sz w:val="20"/>
         </w:rPr>
-        <w:t>Key problem pattern in Kcet Environmental Chemistry.</w:t>
+        <w:t>Quantitative numerical problem-solving techniques and standard question patterns frequently seen in Environmental Chemistry.</w:t>
       </w:r>
     </w:p>
     <w:tbl>
@@ -391,7 +611,7 @@
                 <w:color w:val="2D3748"/>
                 <w:sz w:val="19"/>
               </w:rPr>
-              <w:t>Watch for algebraic and sign errors.</w:t>
+              <w:t>Watch for algebraic rounding, stoichiometric balancing, and boundary condition checks.</w:t>
             </w:r>
           </w:p>
         </w:tc>
@@ -432,7 +652,7 @@
                 <w:color w:val="2D3748"/>
                 <w:sz w:val="19"/>
               </w:rPr>
-              <w:t>Verify dimensions and boundary conditions.</w:t>
+              <w:t>Dimensional consistency checks and ratio comparisons can quickly eliminate incorrect options.</w:t>
             </w:r>
           </w:p>
         </w:tc>
@@ -488,6 +708,160 @@
           <w:b/>
           <w:sz w:val="18"/>
         </w:rPr>
+        <w:t xml:space="preserve">[2019 Shift] Q#4 (MCQ): </w:t>
+      </w:r>
+      <w:r>
+        <w:rPr>
+          <w:sz w:val="18"/>
+        </w:rPr>
+        <w:t xml:space="preserve">"Eutrophication causes..."  </w:t>
+      </w:r>
+      <w:r>
+        <w:rPr>
+          <w:b/>
+          <w:color w:val="2B6CB0"/>
+          <w:sz w:val="18"/>
+        </w:rPr>
+        <w:t>[Ans: N/A]</w:t>
+      </w:r>
+    </w:p>
+    <w:p>
+      <w:pPr>
+        <w:spacing w:after="120"/>
+      </w:pPr>
+    </w:p>
+    <w:p>
+      <w:pPr>
+        <w:pStyle w:val="Heading2"/>
+      </w:pPr>
+      <w:r>
+        <w:rPr>
+          <w:color w:val="2B6CB0"/>
+          <w:sz w:val="24"/>
+        </w:rPr>
+        <w:t>3.2 Environmental Chemistry — Applied Cases, Reactions &amp; Traps (Standard Yield — 2 PYQs)</w:t>
+      </w:r>
+    </w:p>
+    <w:p>
+      <w:r>
+        <w:rPr>
+          <w:b/>
+          <w:sz w:val="20"/>
+        </w:rPr>
+        <w:t xml:space="preserve">Core Principle: </w:t>
+      </w:r>
+      <w:r>
+        <w:rPr>
+          <w:sz w:val="20"/>
+        </w:rPr>
+        <w:t>Special cases, experimental observations, and conceptual traps designed to test deep understanding of Environmental Chemistry.</w:t>
+      </w:r>
+    </w:p>
+    <w:tbl>
+      <w:tblPr>
+        <w:tblW w:type="auto" w:w="0"/>
+        <w:jc w:val="center"/>
+        <w:tblLook w:firstColumn="1" w:firstRow="1" w:lastColumn="0" w:lastRow="0" w:noHBand="0" w:noVBand="1" w:val="04A0"/>
+      </w:tblPr>
+      <w:tblGrid>
+        <w:gridCol w:w="10080"/>
+      </w:tblGrid>
+      <w:tr>
+        <w:tc>
+          <w:tcPr>
+            <w:tcW w:type="dxa" w:w="10080"/>
+            <w:shd w:fill="FFF5F5"/>
+            <w:tcMar>
+              <w:top w:w="100" w:type="dxa"/>
+              <w:bottom w:w="100" w:type="dxa"/>
+              <w:left w:w="150" w:type="dxa"/>
+              <w:right w:w="150" w:type="dxa"/>
+            </w:tcMar>
+          </w:tcPr>
+          <w:p>
+            <w:r>
+              <w:rPr>
+                <w:b/>
+                <w:color w:val="C53030"/>
+                <w:sz w:val="19"/>
+              </w:rPr>
+              <w:t xml:space="preserve">⚠️ Common Trap / JEE Pitfall: </w:t>
+            </w:r>
+            <w:r>
+              <w:rPr>
+                <w:color w:val="2D3748"/>
+                <w:sz w:val="19"/>
+              </w:rPr>
+              <w:t>Read questions carefully for keywords like 'incorrect', 'not true', or non-standard conditions.</w:t>
+            </w:r>
+          </w:p>
+        </w:tc>
+      </w:tr>
+    </w:tbl>
+    <w:tbl>
+      <w:tblPr>
+        <w:tblW w:type="auto" w:w="0"/>
+        <w:jc w:val="center"/>
+        <w:tblLook w:firstColumn="1" w:firstRow="1" w:lastColumn="0" w:lastRow="0" w:noHBand="0" w:noVBand="1" w:val="04A0"/>
+      </w:tblPr>
+      <w:tblGrid>
+        <w:gridCol w:w="10080"/>
+      </w:tblGrid>
+      <w:tr>
+        <w:tc>
+          <w:tcPr>
+            <w:tcW w:type="dxa" w:w="10080"/>
+            <w:shd w:fill="F0FFF4"/>
+            <w:tcMar>
+              <w:top w:w="100" w:type="dxa"/>
+              <w:bottom w:w="100" w:type="dxa"/>
+              <w:left w:w="150" w:type="dxa"/>
+              <w:right w:w="150" w:type="dxa"/>
+            </w:tcMar>
+          </w:tcPr>
+          <w:p>
+            <w:r>
+              <w:rPr>
+                <w:b/>
+                <w:color w:val="276749"/>
+                <w:sz w:val="19"/>
+              </w:rPr>
+              <w:t xml:space="preserve">💡 Speed Hack / Trick: </w:t>
+            </w:r>
+            <w:r>
+              <w:rPr>
+                <w:color w:val="2D3748"/>
+                <w:sz w:val="19"/>
+              </w:rPr>
+              <w:t>Elimination of extreme or unphysical answer choices improves accuracy in assertion-reason and multiple-statement questions.</w:t>
+            </w:r>
+          </w:p>
+        </w:tc>
+      </w:tr>
+    </w:tbl>
+    <w:p>
+      <w:pPr>
+        <w:spacing w:before="120" w:after="40"/>
+      </w:pPr>
+      <w:r>
+        <w:rPr>
+          <w:b/>
+          <w:color w:val="1A365D"/>
+          <w:sz w:val="19"/>
+        </w:rPr>
+        <w:t>Source PYQs testing this concept:</w:t>
+      </w:r>
+    </w:p>
+    <w:p>
+      <w:pPr>
+        <w:pStyle w:val="ListBullet"/>
+        <w:spacing w:after="40"/>
+      </w:pPr>
+      <w:r>
+        <w:rPr>
+          <w:b/>
+          <w:sz w:val="18"/>
+        </w:rPr>
         <w:t xml:space="preserve">[2024 Shift] Q#2 (MCQ): </w:t>
       </w:r>
       <w:r>
@@ -503,6 +877,160 @@
           <w:sz w:val="18"/>
         </w:rPr>
         <w:t>[Ans: N/A]</w:t>
+      </w:r>
+    </w:p>
+    <w:p>
+      <w:pPr>
+        <w:pStyle w:val="ListBullet"/>
+        <w:spacing w:after="40"/>
+      </w:pPr>
+      <w:r>
+        <w:rPr>
+          <w:b/>
+          <w:sz w:val="18"/>
+        </w:rPr>
+        <w:t xml:space="preserve">[2017 Shift] Q#1 (MCQ): </w:t>
+      </w:r>
+      <w:r>
+        <w:rPr>
+          <w:sz w:val="18"/>
+        </w:rPr>
+        <w:t xml:space="preserve">"Which one of the following is not a common component of photo-chemical smog?..."  </w:t>
+      </w:r>
+      <w:r>
+        <w:rPr>
+          <w:b/>
+          <w:color w:val="2B6CB0"/>
+          <w:sz w:val="18"/>
+        </w:rPr>
+        <w:t>[Ans: N/A]</w:t>
+      </w:r>
+    </w:p>
+    <w:p>
+      <w:pPr>
+        <w:spacing w:after="120"/>
+      </w:pPr>
+    </w:p>
+    <w:p>
+      <w:pPr>
+        <w:pStyle w:val="Heading2"/>
+      </w:pPr>
+      <w:r>
+        <w:rPr>
+          <w:color w:val="2B6CB0"/>
+          <w:sz w:val="24"/>
+        </w:rPr>
+        <w:t>3.3 Environmental Chemistry — Core Principles &amp; Governing Laws (Standard Yield — 1 PYQs)</w:t>
+      </w:r>
+    </w:p>
+    <w:p>
+      <w:r>
+        <w:rPr>
+          <w:b/>
+          <w:sz w:val="20"/>
+        </w:rPr>
+        <w:t xml:space="preserve">Core Principle: </w:t>
+      </w:r>
+      <w:r>
+        <w:rPr>
+          <w:sz w:val="20"/>
+        </w:rPr>
+        <w:t>Fundamental definitions, core postulates, and governing physical/chemical relations in Environmental Chemistry.</w:t>
+      </w:r>
+    </w:p>
+    <w:tbl>
+      <w:tblPr>
+        <w:tblW w:type="auto" w:w="0"/>
+        <w:jc w:val="center"/>
+        <w:tblLook w:firstColumn="1" w:firstRow="1" w:lastColumn="0" w:lastRow="0" w:noHBand="0" w:noVBand="1" w:val="04A0"/>
+      </w:tblPr>
+      <w:tblGrid>
+        <w:gridCol w:w="10080"/>
+      </w:tblGrid>
+      <w:tr>
+        <w:tc>
+          <w:tcPr>
+            <w:tcW w:type="dxa" w:w="10080"/>
+            <w:shd w:fill="FFF5F5"/>
+            <w:tcMar>
+              <w:top w:w="100" w:type="dxa"/>
+              <w:bottom w:w="100" w:type="dxa"/>
+              <w:left w:w="150" w:type="dxa"/>
+              <w:right w:w="150" w:type="dxa"/>
+            </w:tcMar>
+          </w:tcPr>
+          <w:p>
+            <w:r>
+              <w:rPr>
+                <w:b/>
+                <w:color w:val="C53030"/>
+                <w:sz w:val="19"/>
+              </w:rPr>
+              <w:t xml:space="preserve">⚠️ Common Trap / JEE Pitfall: </w:t>
+            </w:r>
+            <w:r>
+              <w:rPr>
+                <w:color w:val="2D3748"/>
+                <w:sz w:val="19"/>
+              </w:rPr>
+              <w:t>Carefully verify units, standard reference states, and sign conventions in Environmental Chemistry.</w:t>
+            </w:r>
+          </w:p>
+        </w:tc>
+      </w:tr>
+    </w:tbl>
+    <w:tbl>
+      <w:tblPr>
+        <w:tblW w:type="auto" w:w="0"/>
+        <w:jc w:val="center"/>
+        <w:tblLook w:firstColumn="1" w:firstRow="1" w:lastColumn="0" w:lastRow="0" w:noHBand="0" w:noVBand="1" w:val="04A0"/>
+      </w:tblPr>
+      <w:tblGrid>
+        <w:gridCol w:w="10080"/>
+      </w:tblGrid>
+      <w:tr>
+        <w:tc>
+          <w:tcPr>
+            <w:tcW w:type="dxa" w:w="10080"/>
+            <w:shd w:fill="F0FFF4"/>
+            <w:tcMar>
+              <w:top w:w="100" w:type="dxa"/>
+              <w:bottom w:w="100" w:type="dxa"/>
+              <w:left w:w="150" w:type="dxa"/>
+              <w:right w:w="150" w:type="dxa"/>
+            </w:tcMar>
+          </w:tcPr>
+          <w:p>
+            <w:r>
+              <w:rPr>
+                <w:b/>
+                <w:color w:val="276749"/>
+                <w:sz w:val="19"/>
+              </w:rPr>
+              <w:t xml:space="preserve">💡 Speed Hack / Trick: </w:t>
+            </w:r>
+            <w:r>
+              <w:rPr>
+                <w:color w:val="2D3748"/>
+                <w:sz w:val="19"/>
+              </w:rPr>
+              <w:t>Focus on high-yield formulas and standard limiting approximations tested in Environmental Chemistry PYQs.</w:t>
+            </w:r>
+          </w:p>
+        </w:tc>
+      </w:tr>
+    </w:tbl>
+    <w:p>
+      <w:pPr>
+        <w:spacing w:before="120" w:after="40"/>
+      </w:pPr>
+      <w:r>
+        <w:rPr>
+          <w:b/>
+          <w:color w:val="1A365D"/>
+          <w:sz w:val="19"/>
+        </w:rPr>
+        <w:t>Source PYQs testing this concept:</w:t>
       </w:r>
     </w:p>
     <w:p>
@@ -660,6 +1188,248 @@
               <w:t>Solution Analysis:</w:t>
               <w:br/>
               <w:t>Option D is incorrect. Ozone primarily absorbs ultraviolet (UV) radiation, particularly in the wavelength range of 240 to 320 nanometers, which helps to protect living organisms from harmful UV rays emitted by the sun. It does not absorb infrared radiation significantly; instead, gases such as carbon dioxide (CO₂), water vapor (H₂O), and methane (CH₄) are primarily responsible for the absorption of infrared radiation, contributing to the greenhouse effect.</w:t>
+            </w:r>
+          </w:p>
+        </w:tc>
+      </w:tr>
+    </w:tbl>
+    <w:p>
+      <w:pPr>
+        <w:spacing w:after="120"/>
+      </w:pPr>
+    </w:p>
+    <w:p>
+      <w:pPr>
+        <w:spacing w:before="160" w:after="40"/>
+      </w:pPr>
+      <w:r>
+        <w:rPr>
+          <w:b/>
+          <w:color w:val="1A365D"/>
+          <w:sz w:val="22"/>
+        </w:rPr>
+        <w:t>Benchmark Problem 2: KCET 2020 (Q#3)</w:t>
+      </w:r>
+    </w:p>
+    <w:p>
+      <w:pPr>
+        <w:spacing w:after="80"/>
+      </w:pPr>
+      <w:r>
+        <w:rPr>
+          <w:sz w:val="20"/>
+        </w:rPr>
+        <w:t>Which of the following is not a green house gas?</w:t>
+      </w:r>
+    </w:p>
+    <w:p>
+      <w:pPr>
+        <w:pStyle w:val="ListBullet"/>
+        <w:spacing w:after="20"/>
+      </w:pPr>
+      <w:r>
+        <w:rPr>
+          <w:sz w:val="19"/>
+        </w:rPr>
+        <w:t>(A) CFC</w:t>
+      </w:r>
+    </w:p>
+    <w:p>
+      <w:pPr>
+        <w:pStyle w:val="ListBullet"/>
+        <w:spacing w:after="20"/>
+      </w:pPr>
+      <w:r>
+        <w:rPr>
+          <w:sz w:val="19"/>
+        </w:rPr>
+        <w:t>(B) CO _(2)</w:t>
+      </w:r>
+    </w:p>
+    <w:p>
+      <w:pPr>
+        <w:pStyle w:val="ListBullet"/>
+        <w:spacing w:after="20"/>
+      </w:pPr>
+      <w:r>
+        <w:rPr>
+          <w:sz w:val="19"/>
+        </w:rPr>
+        <w:t>(C) O _(2)</w:t>
+      </w:r>
+    </w:p>
+    <w:p>
+      <w:pPr>
+        <w:pStyle w:val="ListBullet"/>
+        <w:spacing w:after="20"/>
+      </w:pPr>
+      <w:r>
+        <w:rPr>
+          <w:sz w:val="19"/>
+        </w:rPr>
+        <w:t>(D) NO _(2)</w:t>
+      </w:r>
+    </w:p>
+    <w:tbl>
+      <w:tblPr>
+        <w:tblW w:type="auto" w:w="0"/>
+        <w:jc w:val="center"/>
+        <w:tblLook w:firstColumn="1" w:firstRow="1" w:lastColumn="0" w:lastRow="0" w:noHBand="0" w:noVBand="1" w:val="04A0"/>
+      </w:tblPr>
+      <w:tblGrid>
+        <w:gridCol w:w="10080"/>
+      </w:tblGrid>
+      <w:tr>
+        <w:tc>
+          <w:tcPr>
+            <w:tcW w:type="dxa" w:w="10080"/>
+            <w:shd w:fill="F7FAFC"/>
+            <w:tcMar>
+              <w:top w:w="100" w:type="dxa"/>
+              <w:bottom w:w="100" w:type="dxa"/>
+              <w:left w:w="150" w:type="dxa"/>
+              <w:right w:w="150" w:type="dxa"/>
+            </w:tcMar>
+          </w:tcPr>
+          <w:p>
+            <w:r>
+              <w:rPr>
+                <w:b/>
+                <w:color w:val="1A365D"/>
+                <w:sz w:val="19"/>
+              </w:rPr>
+              <w:t>Correct Answer: None</w:t>
+              <w:br/>
+            </w:r>
+            <w:r>
+              <w:rPr>
+                <w:color w:val="2D3748"/>
+                <w:sz w:val="18"/>
+              </w:rPr>
+              <w:t>Solution Analysis:</w:t>
+              <w:br/>
+              <w:t>Green house gases are the gases which are forming a layer in the atmosphere and prevent the reflected sun rays going upward and as such are responsible for increasing the temperature. CFC,CO_(2) and NO_(2) are green house gases while O_(2) is not a green house gas.</w:t>
+            </w:r>
+          </w:p>
+        </w:tc>
+      </w:tr>
+    </w:tbl>
+    <w:p>
+      <w:pPr>
+        <w:spacing w:after="120"/>
+      </w:pPr>
+    </w:p>
+    <w:p>
+      <w:pPr>
+        <w:spacing w:before="160" w:after="40"/>
+      </w:pPr>
+      <w:r>
+        <w:rPr>
+          <w:b/>
+          <w:color w:val="1A365D"/>
+          <w:sz w:val="22"/>
+        </w:rPr>
+        <w:t>Benchmark Problem 3: KCET 2019 (Q#4)</w:t>
+      </w:r>
+    </w:p>
+    <w:p>
+      <w:pPr>
+        <w:spacing w:after="80"/>
+      </w:pPr>
+      <w:r>
+        <w:rPr>
+          <w:sz w:val="20"/>
+        </w:rPr>
+        <w:t>Eutrophication causes</w:t>
+      </w:r>
+    </w:p>
+    <w:p>
+      <w:pPr>
+        <w:pStyle w:val="ListBullet"/>
+        <w:spacing w:after="20"/>
+      </w:pPr>
+      <w:r>
+        <w:rPr>
+          <w:sz w:val="19"/>
+        </w:rPr>
+        <w:t>(A) increase of nutrients in water</w:t>
+      </w:r>
+    </w:p>
+    <w:p>
+      <w:pPr>
+        <w:pStyle w:val="ListBullet"/>
+        <w:spacing w:after="20"/>
+      </w:pPr>
+      <w:r>
+        <w:rPr>
+          <w:sz w:val="19"/>
+        </w:rPr>
+        <w:t>(B) reduction in water pollution</w:t>
+      </w:r>
+    </w:p>
+    <w:p>
+      <w:pPr>
+        <w:pStyle w:val="ListBullet"/>
+        <w:spacing w:after="20"/>
+      </w:pPr>
+      <w:r>
+        <w:rPr>
+          <w:sz w:val="19"/>
+        </w:rPr>
+        <w:t>(C) reduction in dissolved oxygen</w:t>
+      </w:r>
+    </w:p>
+    <w:p>
+      <w:pPr>
+        <w:pStyle w:val="ListBullet"/>
+        <w:spacing w:after="20"/>
+      </w:pPr>
+      <w:r>
+        <w:rPr>
+          <w:sz w:val="19"/>
+        </w:rPr>
+        <w:t>(D) decreases BOD</w:t>
+      </w:r>
+    </w:p>
+    <w:tbl>
+      <w:tblPr>
+        <w:tblW w:type="auto" w:w="0"/>
+        <w:jc w:val="center"/>
+        <w:tblLook w:firstColumn="1" w:firstRow="1" w:lastColumn="0" w:lastRow="0" w:noHBand="0" w:noVBand="1" w:val="04A0"/>
+      </w:tblPr>
+      <w:tblGrid>
+        <w:gridCol w:w="10080"/>
+      </w:tblGrid>
+      <w:tr>
+        <w:tc>
+          <w:tcPr>
+            <w:tcW w:type="dxa" w:w="10080"/>
+            <w:shd w:fill="F7FAFC"/>
+            <w:tcMar>
+              <w:top w:w="100" w:type="dxa"/>
+              <w:bottom w:w="100" w:type="dxa"/>
+              <w:left w:w="150" w:type="dxa"/>
+              <w:right w:w="150" w:type="dxa"/>
+            </w:tcMar>
+          </w:tcPr>
+          <w:p>
+            <w:r>
+              <w:rPr>
+                <w:b/>
+                <w:color w:val="1A365D"/>
+                <w:sz w:val="19"/>
+              </w:rPr>
+              <w:t>Correct Answer: None</w:t>
+              <w:br/>
+            </w:r>
+            <w:r>
+              <w:rPr>
+                <w:color w:val="2D3748"/>
+                <w:sz w:val="18"/>
+              </w:rPr>
+              <w:t>Solution Analysis:</w:t>
+              <w:br/>
+              <w:t>Eutrohication causes reduction in dissolved oxygen. It is a process in which nutrient enriched water bodies support a dense plant population, which kills animal life by depriving it of oxygen and results in subsequent loss of bio diversity.</w:t>
             </w:r>
           </w:p>
         </w:tc>

--- a/data/exports/kcet-environmental-chemistry_revision_notes.docx
+++ b/data/exports/kcet-environmental-chemistry_revision_notes.docx
@@ -13,7 +13,7 @@
           <w:color w:val="1A365D"/>
           <w:sz w:val="44"/>
         </w:rPr>
-        <w:t>JEE MAIN REVISION MASTER: ENVIRONMENTAL CHEMISTRY 2026 0 QUESTIONS 0% WEIGHTAGE</w:t>
+        <w:t>JEE MAIN REVISION MASTER: ENVIRONMENTAL CHEMISTRY</w:t>
       </w:r>
     </w:p>
     <w:p>
@@ -167,7 +167,7 @@
                 <w:color w:val="718096"/>
                 <w:sz w:val="19"/>
               </w:rPr>
-              <w:t>Standard</w:t>
+              <w:t>Moderate</w:t>
             </w:r>
           </w:p>
         </w:tc>
@@ -189,7 +189,7 @@
                 <w:color w:val="2D3748"/>
                 <w:sz w:val="19"/>
               </w:rPr>
-              <w:t>Environmental Chemistry — Standard Calculations &amp; Problem Archetypes</w:t>
+              <w:t>Environmental Chemistry — Core Principles &amp; Governing Laws</w:t>
             </w:r>
           </w:p>
         </w:tc>
@@ -209,7 +209,7 @@
               <w:rPr>
                 <w:sz w:val="19"/>
               </w:rPr>
-              <w:t>2 PYQs</w:t>
+              <w:t>4 PYQs</w:t>
             </w:r>
           </w:p>
         </w:tc>
@@ -230,7 +230,7 @@
                 <w:color w:val="718096"/>
                 <w:sz w:val="19"/>
               </w:rPr>
-              <w:t>Quantitative Analysis</w:t>
+              <w:t>Core Principle</w:t>
             </w:r>
           </w:p>
         </w:tc>
@@ -296,7 +296,7 @@
               <w:rPr>
                 <w:sz w:val="19"/>
               </w:rPr>
-              <w:t>2 PYQs</w:t>
+              <w:t>1 PYQs</w:t>
             </w:r>
           </w:p>
         </w:tc>
@@ -363,7 +363,7 @@
                 <w:color w:val="2D3748"/>
                 <w:sz w:val="19"/>
               </w:rPr>
-              <w:t>Environmental Chemistry — Core Principles &amp; Governing Laws</w:t>
+              <w:t>Environmental Chemistry — Standard Calculations &amp; Problem Archetypes</w:t>
             </w:r>
           </w:p>
         </w:tc>
@@ -383,7 +383,7 @@
               <w:rPr>
                 <w:sz w:val="19"/>
               </w:rPr>
-              <w:t>1 PYQs</w:t>
+              <w:t>0 PYQs</w:t>
             </w:r>
           </w:p>
         </w:tc>
@@ -404,7 +404,7 @@
                 <w:color w:val="718096"/>
                 <w:sz w:val="19"/>
               </w:rPr>
-              <w:t>Core Principle</w:t>
+              <w:t>Quantitative Analysis</w:t>
             </w:r>
           </w:p>
         </w:tc>
@@ -558,7 +558,369 @@
           <w:color w:val="2B6CB0"/>
           <w:sz w:val="24"/>
         </w:rPr>
-        <w:t>3.1 Environmental Chemistry — Standard Calculations &amp; Problem Archetypes (Standard Yield — 2 PYQs)</w:t>
+        <w:t>3.1 Environmental Chemistry — Core Principles &amp; Governing Laws (Moderate Yield — 4 PYQs)</w:t>
+      </w:r>
+    </w:p>
+    <w:p>
+      <w:r>
+        <w:rPr>
+          <w:b/>
+          <w:sz w:val="20"/>
+        </w:rPr>
+        <w:t xml:space="preserve">Core Principle: </w:t>
+      </w:r>
+      <w:r>
+        <w:rPr>
+          <w:sz w:val="20"/>
+        </w:rPr>
+        <w:t>Fundamental definitions, core postulates, and governing physical/chemical relations in Environmental Chemistry.</w:t>
+      </w:r>
+    </w:p>
+    <w:tbl>
+      <w:tblPr>
+        <w:tblW w:type="auto" w:w="0"/>
+        <w:jc w:val="center"/>
+        <w:tblLook w:firstColumn="1" w:firstRow="1" w:lastColumn="0" w:lastRow="0" w:noHBand="0" w:noVBand="1" w:val="04A0"/>
+      </w:tblPr>
+      <w:tblGrid>
+        <w:gridCol w:w="10080"/>
+      </w:tblGrid>
+      <w:tr>
+        <w:tc>
+          <w:tcPr>
+            <w:tcW w:type="dxa" w:w="10080"/>
+            <w:shd w:fill="FFF5F5"/>
+            <w:tcMar>
+              <w:top w:w="100" w:type="dxa"/>
+              <w:bottom w:w="100" w:type="dxa"/>
+              <w:left w:w="150" w:type="dxa"/>
+              <w:right w:w="150" w:type="dxa"/>
+            </w:tcMar>
+          </w:tcPr>
+          <w:p>
+            <w:r>
+              <w:rPr>
+                <w:b/>
+                <w:color w:val="C53030"/>
+                <w:sz w:val="19"/>
+              </w:rPr>
+              <w:t xml:space="preserve">⚠️ Common Trap / JEE Pitfall: </w:t>
+            </w:r>
+            <w:r>
+              <w:rPr>
+                <w:color w:val="2D3748"/>
+                <w:sz w:val="19"/>
+              </w:rPr>
+              <w:t>Carefully verify units, standard reference states, and sign conventions in Environmental Chemistry.</w:t>
+            </w:r>
+          </w:p>
+        </w:tc>
+      </w:tr>
+    </w:tbl>
+    <w:tbl>
+      <w:tblPr>
+        <w:tblW w:type="auto" w:w="0"/>
+        <w:jc w:val="center"/>
+        <w:tblLook w:firstColumn="1" w:firstRow="1" w:lastColumn="0" w:lastRow="0" w:noHBand="0" w:noVBand="1" w:val="04A0"/>
+      </w:tblPr>
+      <w:tblGrid>
+        <w:gridCol w:w="10080"/>
+      </w:tblGrid>
+      <w:tr>
+        <w:tc>
+          <w:tcPr>
+            <w:tcW w:type="dxa" w:w="10080"/>
+            <w:shd w:fill="F0FFF4"/>
+            <w:tcMar>
+              <w:top w:w="100" w:type="dxa"/>
+              <w:bottom w:w="100" w:type="dxa"/>
+              <w:left w:w="150" w:type="dxa"/>
+              <w:right w:w="150" w:type="dxa"/>
+            </w:tcMar>
+          </w:tcPr>
+          <w:p>
+            <w:r>
+              <w:rPr>
+                <w:b/>
+                <w:color w:val="276749"/>
+                <w:sz w:val="19"/>
+              </w:rPr>
+              <w:t xml:space="preserve">💡 Speed Hack / Trick: </w:t>
+            </w:r>
+            <w:r>
+              <w:rPr>
+                <w:color w:val="2D3748"/>
+                <w:sz w:val="19"/>
+              </w:rPr>
+              <w:t>Focus on high-yield formulas and standard limiting approximations tested in Environmental Chemistry PYQs.</w:t>
+            </w:r>
+          </w:p>
+        </w:tc>
+      </w:tr>
+    </w:tbl>
+    <w:p>
+      <w:pPr>
+        <w:spacing w:before="120" w:after="40"/>
+      </w:pPr>
+      <w:r>
+        <w:rPr>
+          <w:b/>
+          <w:color w:val="1A365D"/>
+          <w:sz w:val="19"/>
+        </w:rPr>
+        <w:t>Source PYQs testing this concept:</w:t>
+      </w:r>
+    </w:p>
+    <w:p>
+      <w:pPr>
+        <w:pStyle w:val="ListBullet"/>
+        <w:spacing w:after="40"/>
+      </w:pPr>
+      <w:r>
+        <w:rPr>
+          <w:b/>
+          <w:sz w:val="18"/>
+        </w:rPr>
+        <w:t xml:space="preserve">[2024 Shift] Q#1 (MCQ): </w:t>
+      </w:r>
+      <w:r>
+        <w:rPr>
+          <w:sz w:val="18"/>
+        </w:rPr>
+        <w:t xml:space="preserve">"The first chlorinated organic insecticide prepared is..."  </w:t>
+      </w:r>
+      <w:r>
+        <w:rPr>
+          <w:b/>
+          <w:color w:val="2B6CB0"/>
+          <w:sz w:val="18"/>
+        </w:rPr>
+        <w:t>[Ans: N/A]</w:t>
+      </w:r>
+    </w:p>
+    <w:p>
+      <w:pPr>
+        <w:pStyle w:val="ListBullet"/>
+        <w:spacing w:after="40"/>
+      </w:pPr>
+      <w:r>
+        <w:rPr>
+          <w:b/>
+          <w:sz w:val="18"/>
+        </w:rPr>
+        <w:t xml:space="preserve">[2020 Shift] Q#3 (MCQ): </w:t>
+      </w:r>
+      <w:r>
+        <w:rPr>
+          <w:sz w:val="18"/>
+        </w:rPr>
+        <w:t xml:space="preserve">"Which of the following is not a green house gas?..."  </w:t>
+      </w:r>
+      <w:r>
+        <w:rPr>
+          <w:b/>
+          <w:color w:val="2B6CB0"/>
+          <w:sz w:val="18"/>
+        </w:rPr>
+        <w:t>[Ans: N/A]</w:t>
+      </w:r>
+    </w:p>
+    <w:p>
+      <w:pPr>
+        <w:pStyle w:val="ListBullet"/>
+        <w:spacing w:after="40"/>
+      </w:pPr>
+      <w:r>
+        <w:rPr>
+          <w:b/>
+          <w:sz w:val="18"/>
+        </w:rPr>
+        <w:t xml:space="preserve">[2019 Shift] Q#4 (MCQ): </w:t>
+      </w:r>
+      <w:r>
+        <w:rPr>
+          <w:sz w:val="18"/>
+        </w:rPr>
+        <w:t xml:space="preserve">"Eutrophication causes..."  </w:t>
+      </w:r>
+      <w:r>
+        <w:rPr>
+          <w:b/>
+          <w:color w:val="2B6CB0"/>
+          <w:sz w:val="18"/>
+        </w:rPr>
+        <w:t>[Ans: N/A]</w:t>
+      </w:r>
+    </w:p>
+    <w:p>
+      <w:pPr>
+        <w:spacing w:after="120"/>
+      </w:pPr>
+    </w:p>
+    <w:p>
+      <w:pPr>
+        <w:pStyle w:val="Heading2"/>
+      </w:pPr>
+      <w:r>
+        <w:rPr>
+          <w:color w:val="2B6CB0"/>
+          <w:sz w:val="24"/>
+        </w:rPr>
+        <w:t>3.2 Environmental Chemistry — Applied Cases, Reactions &amp; Traps (Standard Yield — 1 PYQs)</w:t>
+      </w:r>
+    </w:p>
+    <w:p>
+      <w:r>
+        <w:rPr>
+          <w:b/>
+          <w:sz w:val="20"/>
+        </w:rPr>
+        <w:t xml:space="preserve">Core Principle: </w:t>
+      </w:r>
+      <w:r>
+        <w:rPr>
+          <w:sz w:val="20"/>
+        </w:rPr>
+        <w:t>Special cases, experimental observations, and conceptual traps designed to test deep understanding of Environmental Chemistry.</w:t>
+      </w:r>
+    </w:p>
+    <w:tbl>
+      <w:tblPr>
+        <w:tblW w:type="auto" w:w="0"/>
+        <w:jc w:val="center"/>
+        <w:tblLook w:firstColumn="1" w:firstRow="1" w:lastColumn="0" w:lastRow="0" w:noHBand="0" w:noVBand="1" w:val="04A0"/>
+      </w:tblPr>
+      <w:tblGrid>
+        <w:gridCol w:w="10080"/>
+      </w:tblGrid>
+      <w:tr>
+        <w:tc>
+          <w:tcPr>
+            <w:tcW w:type="dxa" w:w="10080"/>
+            <w:shd w:fill="FFF5F5"/>
+            <w:tcMar>
+              <w:top w:w="100" w:type="dxa"/>
+              <w:bottom w:w="100" w:type="dxa"/>
+              <w:left w:w="150" w:type="dxa"/>
+              <w:right w:w="150" w:type="dxa"/>
+            </w:tcMar>
+          </w:tcPr>
+          <w:p>
+            <w:r>
+              <w:rPr>
+                <w:b/>
+                <w:color w:val="C53030"/>
+                <w:sz w:val="19"/>
+              </w:rPr>
+              <w:t xml:space="preserve">⚠️ Common Trap / JEE Pitfall: </w:t>
+            </w:r>
+            <w:r>
+              <w:rPr>
+                <w:color w:val="2D3748"/>
+                <w:sz w:val="19"/>
+              </w:rPr>
+              <w:t>Read questions carefully for keywords like 'incorrect', 'not true', or non-standard conditions.</w:t>
+            </w:r>
+          </w:p>
+        </w:tc>
+      </w:tr>
+    </w:tbl>
+    <w:tbl>
+      <w:tblPr>
+        <w:tblW w:type="auto" w:w="0"/>
+        <w:jc w:val="center"/>
+        <w:tblLook w:firstColumn="1" w:firstRow="1" w:lastColumn="0" w:lastRow="0" w:noHBand="0" w:noVBand="1" w:val="04A0"/>
+      </w:tblPr>
+      <w:tblGrid>
+        <w:gridCol w:w="10080"/>
+      </w:tblGrid>
+      <w:tr>
+        <w:tc>
+          <w:tcPr>
+            <w:tcW w:type="dxa" w:w="10080"/>
+            <w:shd w:fill="F0FFF4"/>
+            <w:tcMar>
+              <w:top w:w="100" w:type="dxa"/>
+              <w:bottom w:w="100" w:type="dxa"/>
+              <w:left w:w="150" w:type="dxa"/>
+              <w:right w:w="150" w:type="dxa"/>
+            </w:tcMar>
+          </w:tcPr>
+          <w:p>
+            <w:r>
+              <w:rPr>
+                <w:b/>
+                <w:color w:val="276749"/>
+                <w:sz w:val="19"/>
+              </w:rPr>
+              <w:t xml:space="preserve">💡 Speed Hack / Trick: </w:t>
+            </w:r>
+            <w:r>
+              <w:rPr>
+                <w:color w:val="2D3748"/>
+                <w:sz w:val="19"/>
+              </w:rPr>
+              <w:t>Elimination of extreme or unphysical answer choices improves accuracy in assertion-reason and multiple-statement questions.</w:t>
+            </w:r>
+          </w:p>
+        </w:tc>
+      </w:tr>
+    </w:tbl>
+    <w:p>
+      <w:pPr>
+        <w:spacing w:before="120" w:after="40"/>
+      </w:pPr>
+      <w:r>
+        <w:rPr>
+          <w:b/>
+          <w:color w:val="1A365D"/>
+          <w:sz w:val="19"/>
+        </w:rPr>
+        <w:t>Source PYQs testing this concept:</w:t>
+      </w:r>
+    </w:p>
+    <w:p>
+      <w:pPr>
+        <w:pStyle w:val="ListBullet"/>
+        <w:spacing w:after="40"/>
+      </w:pPr>
+      <w:r>
+        <w:rPr>
+          <w:b/>
+          <w:sz w:val="18"/>
+        </w:rPr>
+        <w:t xml:space="preserve">[2024 Shift] Q#2 (MCQ): </w:t>
+      </w:r>
+      <w:r>
+        <w:rPr>
+          <w:sz w:val="18"/>
+        </w:rPr>
+        <w:t xml:space="preserve">"Identify the incorrect statement from the following...."  </w:t>
+      </w:r>
+      <w:r>
+        <w:rPr>
+          <w:b/>
+          <w:color w:val="2B6CB0"/>
+          <w:sz w:val="18"/>
+        </w:rPr>
+        <w:t>[Ans: N/A]</w:t>
+      </w:r>
+    </w:p>
+    <w:p>
+      <w:pPr>
+        <w:spacing w:after="120"/>
+      </w:pPr>
+    </w:p>
+    <w:p>
+      <w:pPr>
+        <w:pStyle w:val="Heading2"/>
+      </w:pPr>
+      <w:r>
+        <w:rPr>
+          <w:color w:val="2B6CB0"/>
+          <w:sz w:val="24"/>
+        </w:rPr>
+        <w:t>3.3 Environmental Chemistry — Standard Calculations &amp; Problem Archetypes (Standard Yield — 0 PYQs)</w:t>
       </w:r>
     </w:p>
     <w:p>
@@ -708,160 +1070,6 @@
           <w:b/>
           <w:sz w:val="18"/>
         </w:rPr>
-        <w:t xml:space="preserve">[2019 Shift] Q#4 (MCQ): </w:t>
-      </w:r>
-      <w:r>
-        <w:rPr>
-          <w:sz w:val="18"/>
-        </w:rPr>
-        <w:t xml:space="preserve">"Eutrophication causes..."  </w:t>
-      </w:r>
-      <w:r>
-        <w:rPr>
-          <w:b/>
-          <w:color w:val="2B6CB0"/>
-          <w:sz w:val="18"/>
-        </w:rPr>
-        <w:t>[Ans: N/A]</w:t>
-      </w:r>
-    </w:p>
-    <w:p>
-      <w:pPr>
-        <w:spacing w:after="120"/>
-      </w:pPr>
-    </w:p>
-    <w:p>
-      <w:pPr>
-        <w:pStyle w:val="Heading2"/>
-      </w:pPr>
-      <w:r>
-        <w:rPr>
-          <w:color w:val="2B6CB0"/>
-          <w:sz w:val="24"/>
-        </w:rPr>
-        <w:t>3.2 Environmental Chemistry — Applied Cases, Reactions &amp; Traps (Standard Yield — 2 PYQs)</w:t>
-      </w:r>
-    </w:p>
-    <w:p>
-      <w:r>
-        <w:rPr>
-          <w:b/>
-          <w:sz w:val="20"/>
-        </w:rPr>
-        <w:t xml:space="preserve">Core Principle: </w:t>
-      </w:r>
-      <w:r>
-        <w:rPr>
-          <w:sz w:val="20"/>
-        </w:rPr>
-        <w:t>Special cases, experimental observations, and conceptual traps designed to test deep understanding of Environmental Chemistry.</w:t>
-      </w:r>
-    </w:p>
-    <w:tbl>
-      <w:tblPr>
-        <w:tblW w:type="auto" w:w="0"/>
-        <w:jc w:val="center"/>
-        <w:tblLook w:firstColumn="1" w:firstRow="1" w:lastColumn="0" w:lastRow="0" w:noHBand="0" w:noVBand="1" w:val="04A0"/>
-      </w:tblPr>
-      <w:tblGrid>
-        <w:gridCol w:w="10080"/>
-      </w:tblGrid>
-      <w:tr>
-        <w:tc>
-          <w:tcPr>
-            <w:tcW w:type="dxa" w:w="10080"/>
-            <w:shd w:fill="FFF5F5"/>
-            <w:tcMar>
-              <w:top w:w="100" w:type="dxa"/>
-              <w:bottom w:w="100" w:type="dxa"/>
-              <w:left w:w="150" w:type="dxa"/>
-              <w:right w:w="150" w:type="dxa"/>
-            </w:tcMar>
-          </w:tcPr>
-          <w:p>
-            <w:r>
-              <w:rPr>
-                <w:b/>
-                <w:color w:val="C53030"/>
-                <w:sz w:val="19"/>
-              </w:rPr>
-              <w:t xml:space="preserve">⚠️ Common Trap / JEE Pitfall: </w:t>
-            </w:r>
-            <w:r>
-              <w:rPr>
-                <w:color w:val="2D3748"/>
-                <w:sz w:val="19"/>
-              </w:rPr>
-              <w:t>Read questions carefully for keywords like 'incorrect', 'not true', or non-standard conditions.</w:t>
-            </w:r>
-          </w:p>
-        </w:tc>
-      </w:tr>
-    </w:tbl>
-    <w:tbl>
-      <w:tblPr>
-        <w:tblW w:type="auto" w:w="0"/>
-        <w:jc w:val="center"/>
-        <w:tblLook w:firstColumn="1" w:firstRow="1" w:lastColumn="0" w:lastRow="0" w:noHBand="0" w:noVBand="1" w:val="04A0"/>
-      </w:tblPr>
-      <w:tblGrid>
-        <w:gridCol w:w="10080"/>
-      </w:tblGrid>
-      <w:tr>
-        <w:tc>
-          <w:tcPr>
-            <w:tcW w:type="dxa" w:w="10080"/>
-            <w:shd w:fill="F0FFF4"/>
-            <w:tcMar>
-              <w:top w:w="100" w:type="dxa"/>
-              <w:bottom w:w="100" w:type="dxa"/>
-              <w:left w:w="150" w:type="dxa"/>
-              <w:right w:w="150" w:type="dxa"/>
-            </w:tcMar>
-          </w:tcPr>
-          <w:p>
-            <w:r>
-              <w:rPr>
-                <w:b/>
-                <w:color w:val="276749"/>
-                <w:sz w:val="19"/>
-              </w:rPr>
-              <w:t xml:space="preserve">💡 Speed Hack / Trick: </w:t>
-            </w:r>
-            <w:r>
-              <w:rPr>
-                <w:color w:val="2D3748"/>
-                <w:sz w:val="19"/>
-              </w:rPr>
-              <w:t>Elimination of extreme or unphysical answer choices improves accuracy in assertion-reason and multiple-statement questions.</w:t>
-            </w:r>
-          </w:p>
-        </w:tc>
-      </w:tr>
-    </w:tbl>
-    <w:p>
-      <w:pPr>
-        <w:spacing w:before="120" w:after="40"/>
-      </w:pPr>
-      <w:r>
-        <w:rPr>
-          <w:b/>
-          <w:color w:val="1A365D"/>
-          <w:sz w:val="19"/>
-        </w:rPr>
-        <w:t>Source PYQs testing this concept:</w:t>
-      </w:r>
-    </w:p>
-    <w:p>
-      <w:pPr>
-        <w:pStyle w:val="ListBullet"/>
-        <w:spacing w:after="40"/>
-      </w:pPr>
-      <w:r>
-        <w:rPr>
-          <w:b/>
-          <w:sz w:val="18"/>
-        </w:rPr>
         <w:t xml:space="preserve">[2024 Shift] Q#2 (MCQ): </w:t>
       </w:r>
       <w:r>
@@ -869,187 +1077,6 @@
           <w:sz w:val="18"/>
         </w:rPr>
         <w:t xml:space="preserve">"Identify the incorrect statement from the following...."  </w:t>
-      </w:r>
-      <w:r>
-        <w:rPr>
-          <w:b/>
-          <w:color w:val="2B6CB0"/>
-          <w:sz w:val="18"/>
-        </w:rPr>
-        <w:t>[Ans: N/A]</w:t>
-      </w:r>
-    </w:p>
-    <w:p>
-      <w:pPr>
-        <w:pStyle w:val="ListBullet"/>
-        <w:spacing w:after="40"/>
-      </w:pPr>
-      <w:r>
-        <w:rPr>
-          <w:b/>
-          <w:sz w:val="18"/>
-        </w:rPr>
-        <w:t xml:space="preserve">[2017 Shift] Q#1 (MCQ): </w:t>
-      </w:r>
-      <w:r>
-        <w:rPr>
-          <w:sz w:val="18"/>
-        </w:rPr>
-        <w:t xml:space="preserve">"Which one of the following is not a common component of photo-chemical smog?..."  </w:t>
-      </w:r>
-      <w:r>
-        <w:rPr>
-          <w:b/>
-          <w:color w:val="2B6CB0"/>
-          <w:sz w:val="18"/>
-        </w:rPr>
-        <w:t>[Ans: N/A]</w:t>
-      </w:r>
-    </w:p>
-    <w:p>
-      <w:pPr>
-        <w:spacing w:after="120"/>
-      </w:pPr>
-    </w:p>
-    <w:p>
-      <w:pPr>
-        <w:pStyle w:val="Heading2"/>
-      </w:pPr>
-      <w:r>
-        <w:rPr>
-          <w:color w:val="2B6CB0"/>
-          <w:sz w:val="24"/>
-        </w:rPr>
-        <w:t>3.3 Environmental Chemistry — Core Principles &amp; Governing Laws (Standard Yield — 1 PYQs)</w:t>
-      </w:r>
-    </w:p>
-    <w:p>
-      <w:r>
-        <w:rPr>
-          <w:b/>
-          <w:sz w:val="20"/>
-        </w:rPr>
-        <w:t xml:space="preserve">Core Principle: </w:t>
-      </w:r>
-      <w:r>
-        <w:rPr>
-          <w:sz w:val="20"/>
-        </w:rPr>
-        <w:t>Fundamental definitions, core postulates, and governing physical/chemical relations in Environmental Chemistry.</w:t>
-      </w:r>
-    </w:p>
-    <w:tbl>
-      <w:tblPr>
-        <w:tblW w:type="auto" w:w="0"/>
-        <w:jc w:val="center"/>
-        <w:tblLook w:firstColumn="1" w:firstRow="1" w:lastColumn="0" w:lastRow="0" w:noHBand="0" w:noVBand="1" w:val="04A0"/>
-      </w:tblPr>
-      <w:tblGrid>
-        <w:gridCol w:w="10080"/>
-      </w:tblGrid>
-      <w:tr>
-        <w:tc>
-          <w:tcPr>
-            <w:tcW w:type="dxa" w:w="10080"/>
-            <w:shd w:fill="FFF5F5"/>
-            <w:tcMar>
-              <w:top w:w="100" w:type="dxa"/>
-              <w:bottom w:w="100" w:type="dxa"/>
-              <w:left w:w="150" w:type="dxa"/>
-              <w:right w:w="150" w:type="dxa"/>
-            </w:tcMar>
-          </w:tcPr>
-          <w:p>
-            <w:r>
-              <w:rPr>
-                <w:b/>
-                <w:color w:val="C53030"/>
-                <w:sz w:val="19"/>
-              </w:rPr>
-              <w:t xml:space="preserve">⚠️ Common Trap / JEE Pitfall: </w:t>
-            </w:r>
-            <w:r>
-              <w:rPr>
-                <w:color w:val="2D3748"/>
-                <w:sz w:val="19"/>
-              </w:rPr>
-              <w:t>Carefully verify units, standard reference states, and sign conventions in Environmental Chemistry.</w:t>
-            </w:r>
-          </w:p>
-        </w:tc>
-      </w:tr>
-    </w:tbl>
-    <w:tbl>
-      <w:tblPr>
-        <w:tblW w:type="auto" w:w="0"/>
-        <w:jc w:val="center"/>
-        <w:tblLook w:firstColumn="1" w:firstRow="1" w:lastColumn="0" w:lastRow="0" w:noHBand="0" w:noVBand="1" w:val="04A0"/>
-      </w:tblPr>
-      <w:tblGrid>
-        <w:gridCol w:w="10080"/>
-      </w:tblGrid>
-      <w:tr>
-        <w:tc>
-          <w:tcPr>
-            <w:tcW w:type="dxa" w:w="10080"/>
-            <w:shd w:fill="F0FFF4"/>
-            <w:tcMar>
-              <w:top w:w="100" w:type="dxa"/>
-              <w:bottom w:w="100" w:type="dxa"/>
-              <w:left w:w="150" w:type="dxa"/>
-              <w:right w:w="150" w:type="dxa"/>
-            </w:tcMar>
-          </w:tcPr>
-          <w:p>
-            <w:r>
-              <w:rPr>
-                <w:b/>
-                <w:color w:val="276749"/>
-                <w:sz w:val="19"/>
-              </w:rPr>
-              <w:t xml:space="preserve">💡 Speed Hack / Trick: </w:t>
-            </w:r>
-            <w:r>
-              <w:rPr>
-                <w:color w:val="2D3748"/>
-                <w:sz w:val="19"/>
-              </w:rPr>
-              <w:t>Focus on high-yield formulas and standard limiting approximations tested in Environmental Chemistry PYQs.</w:t>
-            </w:r>
-          </w:p>
-        </w:tc>
-      </w:tr>
-    </w:tbl>
-    <w:p>
-      <w:pPr>
-        <w:spacing w:before="120" w:after="40"/>
-      </w:pPr>
-      <w:r>
-        <w:rPr>
-          <w:b/>
-          <w:color w:val="1A365D"/>
-          <w:sz w:val="19"/>
-        </w:rPr>
-        <w:t>Source PYQs testing this concept:</w:t>
-      </w:r>
-    </w:p>
-    <w:p>
-      <w:pPr>
-        <w:pStyle w:val="ListBullet"/>
-        <w:spacing w:after="40"/>
-      </w:pPr>
-      <w:r>
-        <w:rPr>
-          <w:b/>
-          <w:sz w:val="18"/>
-        </w:rPr>
-        <w:t xml:space="preserve">[2020 Shift] Q#3 (MCQ): </w:t>
-      </w:r>
-      <w:r>
-        <w:rPr>
-          <w:sz w:val="18"/>
-        </w:rPr>
-        <w:t xml:space="preserve">"Which of the following is not a green house gas?..."  </w:t>
       </w:r>
       <w:r>
         <w:rPr>
@@ -1309,127 +1336,6 @@
               <w:t>Solution Analysis:</w:t>
               <w:br/>
               <w:t>Green house gases are the gases which are forming a layer in the atmosphere and prevent the reflected sun rays going upward and as such are responsible for increasing the temperature. CFC,CO_(2) and NO_(2) are green house gases while O_(2) is not a green house gas.</w:t>
-            </w:r>
-          </w:p>
-        </w:tc>
-      </w:tr>
-    </w:tbl>
-    <w:p>
-      <w:pPr>
-        <w:spacing w:after="120"/>
-      </w:pPr>
-    </w:p>
-    <w:p>
-      <w:pPr>
-        <w:spacing w:before="160" w:after="40"/>
-      </w:pPr>
-      <w:r>
-        <w:rPr>
-          <w:b/>
-          <w:color w:val="1A365D"/>
-          <w:sz w:val="22"/>
-        </w:rPr>
-        <w:t>Benchmark Problem 3: KCET 2019 (Q#4)</w:t>
-      </w:r>
-    </w:p>
-    <w:p>
-      <w:pPr>
-        <w:spacing w:after="80"/>
-      </w:pPr>
-      <w:r>
-        <w:rPr>
-          <w:sz w:val="20"/>
-        </w:rPr>
-        <w:t>Eutrophication causes</w:t>
-      </w:r>
-    </w:p>
-    <w:p>
-      <w:pPr>
-        <w:pStyle w:val="ListBullet"/>
-        <w:spacing w:after="20"/>
-      </w:pPr>
-      <w:r>
-        <w:rPr>
-          <w:sz w:val="19"/>
-        </w:rPr>
-        <w:t>(A) increase of nutrients in water</w:t>
-      </w:r>
-    </w:p>
-    <w:p>
-      <w:pPr>
-        <w:pStyle w:val="ListBullet"/>
-        <w:spacing w:after="20"/>
-      </w:pPr>
-      <w:r>
-        <w:rPr>
-          <w:sz w:val="19"/>
-        </w:rPr>
-        <w:t>(B) reduction in water pollution</w:t>
-      </w:r>
-    </w:p>
-    <w:p>
-      <w:pPr>
-        <w:pStyle w:val="ListBullet"/>
-        <w:spacing w:after="20"/>
-      </w:pPr>
-      <w:r>
-        <w:rPr>
-          <w:sz w:val="19"/>
-        </w:rPr>
-        <w:t>(C) reduction in dissolved oxygen</w:t>
-      </w:r>
-    </w:p>
-    <w:p>
-      <w:pPr>
-        <w:pStyle w:val="ListBullet"/>
-        <w:spacing w:after="20"/>
-      </w:pPr>
-      <w:r>
-        <w:rPr>
-          <w:sz w:val="19"/>
-        </w:rPr>
-        <w:t>(D) decreases BOD</w:t>
-      </w:r>
-    </w:p>
-    <w:tbl>
-      <w:tblPr>
-        <w:tblW w:type="auto" w:w="0"/>
-        <w:jc w:val="center"/>
-        <w:tblLook w:firstColumn="1" w:firstRow="1" w:lastColumn="0" w:lastRow="0" w:noHBand="0" w:noVBand="1" w:val="04A0"/>
-      </w:tblPr>
-      <w:tblGrid>
-        <w:gridCol w:w="10080"/>
-      </w:tblGrid>
-      <w:tr>
-        <w:tc>
-          <w:tcPr>
-            <w:tcW w:type="dxa" w:w="10080"/>
-            <w:shd w:fill="F7FAFC"/>
-            <w:tcMar>
-              <w:top w:w="100" w:type="dxa"/>
-              <w:bottom w:w="100" w:type="dxa"/>
-              <w:left w:w="150" w:type="dxa"/>
-              <w:right w:w="150" w:type="dxa"/>
-            </w:tcMar>
-          </w:tcPr>
-          <w:p>
-            <w:r>
-              <w:rPr>
-                <w:b/>
-                <w:color w:val="1A365D"/>
-                <w:sz w:val="19"/>
-              </w:rPr>
-              <w:t>Correct Answer: None</w:t>
-              <w:br/>
-            </w:r>
-            <w:r>
-              <w:rPr>
-                <w:color w:val="2D3748"/>
-                <w:sz w:val="18"/>
-              </w:rPr>
-              <w:t>Solution Analysis:</w:t>
-              <w:br/>
-              <w:t>Eutrohication causes reduction in dissolved oxygen. It is a process in which nutrient enriched water bodies support a dense plant population, which kills animal life by depriving it of oxygen and results in subsequent loss of bio diversity.</w:t>
             </w:r>
           </w:p>
         </w:tc>

--- a/data/exports/kcet-environmental-chemistry_revision_notes.docx
+++ b/data/exports/kcet-environmental-chemistry_revision_notes.docx
@@ -189,7 +189,7 @@
                 <w:color w:val="2D3748"/>
                 <w:sz w:val="19"/>
               </w:rPr>
-              <w:t>Environmental Chemistry — Core Principles &amp; Governing Laws</w:t>
+              <w:t>Atmospheric Pollution, Smog &amp; Green Chemistry</w:t>
             </w:r>
           </w:p>
         </w:tc>
@@ -209,7 +209,7 @@
               <w:rPr>
                 <w:sz w:val="19"/>
               </w:rPr>
-              <w:t>4 PYQs</w:t>
+              <w:t>5 PYQs</w:t>
             </w:r>
           </w:p>
         </w:tc>
@@ -230,181 +230,7 @@
                 <w:color w:val="718096"/>
                 <w:sz w:val="19"/>
               </w:rPr>
-              <w:t>Core Principle</w:t>
-            </w:r>
-          </w:p>
-        </w:tc>
-      </w:tr>
-      <w:tr>
-        <w:tc>
-          <w:tcPr>
-            <w:tcW w:type="dxa" w:w="2160"/>
-            <w:shd w:fill="FFFFFF"/>
-            <w:tcMar>
-              <w:top w:w="80" w:type="dxa"/>
-              <w:bottom w:w="80" w:type="dxa"/>
-              <w:left w:w="150" w:type="dxa"/>
-              <w:right w:w="150" w:type="dxa"/>
-            </w:tcMar>
-          </w:tcPr>
-          <w:p>
-            <w:r>
-              <w:rPr>
-                <w:b/>
-                <w:color w:val="718096"/>
-                <w:sz w:val="19"/>
-              </w:rPr>
-              <w:t>Standard</w:t>
-            </w:r>
-          </w:p>
-        </w:tc>
-        <w:tc>
-          <w:tcPr>
-            <w:tcW w:type="dxa" w:w="4320"/>
-            <w:shd w:fill="FFFFFF"/>
-            <w:tcMar>
-              <w:top w:w="80" w:type="dxa"/>
-              <w:bottom w:w="80" w:type="dxa"/>
-              <w:left w:w="150" w:type="dxa"/>
-              <w:right w:w="150" w:type="dxa"/>
-            </w:tcMar>
-          </w:tcPr>
-          <w:p>
-            <w:r>
-              <w:rPr>
-                <w:b/>
-                <w:color w:val="2D3748"/>
-                <w:sz w:val="19"/>
-              </w:rPr>
-              <w:t>Environmental Chemistry — Applied Cases, Reactions &amp; Traps</w:t>
-            </w:r>
-          </w:p>
-        </w:tc>
-        <w:tc>
-          <w:tcPr>
-            <w:tcW w:type="dxa" w:w="1728"/>
-            <w:shd w:fill="FFFFFF"/>
-            <w:tcMar>
-              <w:top w:w="80" w:type="dxa"/>
-              <w:bottom w:w="80" w:type="dxa"/>
-              <w:left w:w="150" w:type="dxa"/>
-              <w:right w:w="150" w:type="dxa"/>
-            </w:tcMar>
-          </w:tcPr>
-          <w:p>
-            <w:r>
-              <w:rPr>
-                <w:sz w:val="19"/>
-              </w:rPr>
-              <w:t>1 PYQs</w:t>
-            </w:r>
-          </w:p>
-        </w:tc>
-        <w:tc>
-          <w:tcPr>
-            <w:tcW w:type="dxa" w:w="1872"/>
-            <w:shd w:fill="FFFFFF"/>
-            <w:tcMar>
-              <w:top w:w="80" w:type="dxa"/>
-              <w:bottom w:w="80" w:type="dxa"/>
-              <w:left w:w="150" w:type="dxa"/>
-              <w:right w:w="150" w:type="dxa"/>
-            </w:tcMar>
-          </w:tcPr>
-          <w:p>
-            <w:r>
-              <w:rPr>
-                <w:color w:val="718096"/>
-                <w:sz w:val="19"/>
-              </w:rPr>
-              <w:t>Applied Topics</w:t>
-            </w:r>
-          </w:p>
-        </w:tc>
-      </w:tr>
-      <w:tr>
-        <w:tc>
-          <w:tcPr>
-            <w:tcW w:type="dxa" w:w="2160"/>
-            <w:shd w:fill="F7FAFC"/>
-            <w:tcMar>
-              <w:top w:w="80" w:type="dxa"/>
-              <w:bottom w:w="80" w:type="dxa"/>
-              <w:left w:w="150" w:type="dxa"/>
-              <w:right w:w="150" w:type="dxa"/>
-            </w:tcMar>
-          </w:tcPr>
-          <w:p>
-            <w:r>
-              <w:rPr>
-                <w:b/>
-                <w:color w:val="718096"/>
-                <w:sz w:val="19"/>
-              </w:rPr>
-              <w:t>Standard</w:t>
-            </w:r>
-          </w:p>
-        </w:tc>
-        <w:tc>
-          <w:tcPr>
-            <w:tcW w:type="dxa" w:w="4320"/>
-            <w:shd w:fill="F7FAFC"/>
-            <w:tcMar>
-              <w:top w:w="80" w:type="dxa"/>
-              <w:bottom w:w="80" w:type="dxa"/>
-              <w:left w:w="150" w:type="dxa"/>
-              <w:right w:w="150" w:type="dxa"/>
-            </w:tcMar>
-          </w:tcPr>
-          <w:p>
-            <w:r>
-              <w:rPr>
-                <w:b/>
-                <w:color w:val="2D3748"/>
-                <w:sz w:val="19"/>
-              </w:rPr>
-              <w:t>Environmental Chemistry — Standard Calculations &amp; Problem Archetypes</w:t>
-            </w:r>
-          </w:p>
-        </w:tc>
-        <w:tc>
-          <w:tcPr>
-            <w:tcW w:type="dxa" w:w="1728"/>
-            <w:shd w:fill="F7FAFC"/>
-            <w:tcMar>
-              <w:top w:w="80" w:type="dxa"/>
-              <w:bottom w:w="80" w:type="dxa"/>
-              <w:left w:w="150" w:type="dxa"/>
-              <w:right w:w="150" w:type="dxa"/>
-            </w:tcMar>
-          </w:tcPr>
-          <w:p>
-            <w:r>
-              <w:rPr>
-                <w:sz w:val="19"/>
-              </w:rPr>
-              <w:t>0 PYQs</w:t>
-            </w:r>
-          </w:p>
-        </w:tc>
-        <w:tc>
-          <w:tcPr>
-            <w:tcW w:type="dxa" w:w="1872"/>
-            <w:shd w:fill="F7FAFC"/>
-            <w:tcMar>
-              <w:top w:w="80" w:type="dxa"/>
-              <w:bottom w:w="80" w:type="dxa"/>
-              <w:left w:w="150" w:type="dxa"/>
-              <w:right w:w="150" w:type="dxa"/>
-            </w:tcMar>
-          </w:tcPr>
-          <w:p>
-            <w:r>
-              <w:rPr>
-                <w:color w:val="718096"/>
-                <w:sz w:val="19"/>
-              </w:rPr>
-              <w:t>Quantitative Analysis</w:t>
+              <w:t>Environmental Science</w:t>
             </w:r>
           </w:p>
         </w:tc>
@@ -504,7 +330,7 @@
                 <w:color w:val="1A365D"/>
                 <w:sz w:val="19"/>
               </w:rPr>
-              <w:t>Environmental Chemistry — Core Principles &amp; Governing Laws</w:t>
+              <w:t>Atmospheric Pollution, Smog &amp; Green Chemistry</w:t>
             </w:r>
           </w:p>
         </w:tc>
@@ -526,7 +352,7 @@
                 <w:color w:val="2D3748"/>
                 <w:sz w:val="19"/>
               </w:rPr>
-              <w:t>CFC,CO_{2}, \quad NO_{2}</w:t>
+              <w:t>\text{Acid Rain: } \text{pH} &lt; 5.6, \quad \text{Photochemical Smog} = \text{O}_3 + \text{PAN} + \text{Acrolein} + \text{NO}_2</w:t>
             </w:r>
           </w:p>
         </w:tc>
@@ -558,7 +384,7 @@
           <w:color w:val="2B6CB0"/>
           <w:sz w:val="24"/>
         </w:rPr>
-        <w:t>3.1 Environmental Chemistry — Core Principles &amp; Governing Laws (Moderate Yield — 4 PYQs)</w:t>
+        <w:t>3.1 Atmospheric Pollution, Smog &amp; Green Chemistry (Moderate Yield — 5 PYQs)</w:t>
       </w:r>
     </w:p>
     <w:p>
@@ -573,7 +399,7 @@
         <w:rPr>
           <w:sz w:val="20"/>
         </w:rPr>
-        <w:t>Fundamental definitions, core postulates, and governing physical/chemical relations in Environmental Chemistry.</w:t>
+        <w:t>Classical smog: reducing smog, occurs in cool humid climate, contains smoke, fog and SO_2. Photochemical smog: oxidizing smog, occurs in warm sunny climate, contains unsaturated hydrocarbons and nitrogen oxides, forming ozone, acrolein, and PAN (peroxyacetyl nitrate). Acid rain: pH &lt; 5.6 caused by SO_2 and NO_x. Water quality: Clean drinking water has BOD &lt; 5 ppm; highly polluted water has BOD &gt; 17 ppm.</w:t>
       </w:r>
     </w:p>
     <w:tbl>
@@ -611,7 +437,7 @@
                 <w:color w:val="2D3748"/>
                 <w:sz w:val="19"/>
               </w:rPr>
-              <w:t>Carefully verify units, standard reference states, and sign conventions in Environmental Chemistry.</w:t>
+              <w:t>Photochemical smog is OXIDIZING in nature, while classical smog is REDUCING in nature!</w:t>
             </w:r>
           </w:p>
         </w:tc>
@@ -652,369 +478,7 @@
                 <w:color w:val="2D3748"/>
                 <w:sz w:val="19"/>
               </w:rPr>
-              <w:t>Focus on high-yield formulas and standard limiting approximations tested in Environmental Chemistry PYQs.</w:t>
-            </w:r>
-          </w:p>
-        </w:tc>
-      </w:tr>
-    </w:tbl>
-    <w:p>
-      <w:pPr>
-        <w:spacing w:before="120" w:after="40"/>
-      </w:pPr>
-      <w:r>
-        <w:rPr>
-          <w:b/>
-          <w:color w:val="1A365D"/>
-          <w:sz w:val="19"/>
-        </w:rPr>
-        <w:t>Source PYQs testing this concept:</w:t>
-      </w:r>
-    </w:p>
-    <w:p>
-      <w:pPr>
-        <w:pStyle w:val="ListBullet"/>
-        <w:spacing w:after="40"/>
-      </w:pPr>
-      <w:r>
-        <w:rPr>
-          <w:b/>
-          <w:sz w:val="18"/>
-        </w:rPr>
-        <w:t xml:space="preserve">[2024 Shift] Q#1 (MCQ): </w:t>
-      </w:r>
-      <w:r>
-        <w:rPr>
-          <w:sz w:val="18"/>
-        </w:rPr>
-        <w:t xml:space="preserve">"The first chlorinated organic insecticide prepared is..."  </w:t>
-      </w:r>
-      <w:r>
-        <w:rPr>
-          <w:b/>
-          <w:color w:val="2B6CB0"/>
-          <w:sz w:val="18"/>
-        </w:rPr>
-        <w:t>[Ans: N/A]</w:t>
-      </w:r>
-    </w:p>
-    <w:p>
-      <w:pPr>
-        <w:pStyle w:val="ListBullet"/>
-        <w:spacing w:after="40"/>
-      </w:pPr>
-      <w:r>
-        <w:rPr>
-          <w:b/>
-          <w:sz w:val="18"/>
-        </w:rPr>
-        <w:t xml:space="preserve">[2020 Shift] Q#3 (MCQ): </w:t>
-      </w:r>
-      <w:r>
-        <w:rPr>
-          <w:sz w:val="18"/>
-        </w:rPr>
-        <w:t xml:space="preserve">"Which of the following is not a green house gas?..."  </w:t>
-      </w:r>
-      <w:r>
-        <w:rPr>
-          <w:b/>
-          <w:color w:val="2B6CB0"/>
-          <w:sz w:val="18"/>
-        </w:rPr>
-        <w:t>[Ans: N/A]</w:t>
-      </w:r>
-    </w:p>
-    <w:p>
-      <w:pPr>
-        <w:pStyle w:val="ListBullet"/>
-        <w:spacing w:after="40"/>
-      </w:pPr>
-      <w:r>
-        <w:rPr>
-          <w:b/>
-          <w:sz w:val="18"/>
-        </w:rPr>
-        <w:t xml:space="preserve">[2019 Shift] Q#4 (MCQ): </w:t>
-      </w:r>
-      <w:r>
-        <w:rPr>
-          <w:sz w:val="18"/>
-        </w:rPr>
-        <w:t xml:space="preserve">"Eutrophication causes..."  </w:t>
-      </w:r>
-      <w:r>
-        <w:rPr>
-          <w:b/>
-          <w:color w:val="2B6CB0"/>
-          <w:sz w:val="18"/>
-        </w:rPr>
-        <w:t>[Ans: N/A]</w:t>
-      </w:r>
-    </w:p>
-    <w:p>
-      <w:pPr>
-        <w:spacing w:after="120"/>
-      </w:pPr>
-    </w:p>
-    <w:p>
-      <w:pPr>
-        <w:pStyle w:val="Heading2"/>
-      </w:pPr>
-      <w:r>
-        <w:rPr>
-          <w:color w:val="2B6CB0"/>
-          <w:sz w:val="24"/>
-        </w:rPr>
-        <w:t>3.2 Environmental Chemistry — Applied Cases, Reactions &amp; Traps (Standard Yield — 1 PYQs)</w:t>
-      </w:r>
-    </w:p>
-    <w:p>
-      <w:r>
-        <w:rPr>
-          <w:b/>
-          <w:sz w:val="20"/>
-        </w:rPr>
-        <w:t xml:space="preserve">Core Principle: </w:t>
-      </w:r>
-      <w:r>
-        <w:rPr>
-          <w:sz w:val="20"/>
-        </w:rPr>
-        <w:t>Special cases, experimental observations, and conceptual traps designed to test deep understanding of Environmental Chemistry.</w:t>
-      </w:r>
-    </w:p>
-    <w:tbl>
-      <w:tblPr>
-        <w:tblW w:type="auto" w:w="0"/>
-        <w:jc w:val="center"/>
-        <w:tblLook w:firstColumn="1" w:firstRow="1" w:lastColumn="0" w:lastRow="0" w:noHBand="0" w:noVBand="1" w:val="04A0"/>
-      </w:tblPr>
-      <w:tblGrid>
-        <w:gridCol w:w="10080"/>
-      </w:tblGrid>
-      <w:tr>
-        <w:tc>
-          <w:tcPr>
-            <w:tcW w:type="dxa" w:w="10080"/>
-            <w:shd w:fill="FFF5F5"/>
-            <w:tcMar>
-              <w:top w:w="100" w:type="dxa"/>
-              <w:bottom w:w="100" w:type="dxa"/>
-              <w:left w:w="150" w:type="dxa"/>
-              <w:right w:w="150" w:type="dxa"/>
-            </w:tcMar>
-          </w:tcPr>
-          <w:p>
-            <w:r>
-              <w:rPr>
-                <w:b/>
-                <w:color w:val="C53030"/>
-                <w:sz w:val="19"/>
-              </w:rPr>
-              <w:t xml:space="preserve">⚠️ Common Trap / JEE Pitfall: </w:t>
-            </w:r>
-            <w:r>
-              <w:rPr>
-                <w:color w:val="2D3748"/>
-                <w:sz w:val="19"/>
-              </w:rPr>
-              <w:t>Read questions carefully for keywords like 'incorrect', 'not true', or non-standard conditions.</w:t>
-            </w:r>
-          </w:p>
-        </w:tc>
-      </w:tr>
-    </w:tbl>
-    <w:tbl>
-      <w:tblPr>
-        <w:tblW w:type="auto" w:w="0"/>
-        <w:jc w:val="center"/>
-        <w:tblLook w:firstColumn="1" w:firstRow="1" w:lastColumn="0" w:lastRow="0" w:noHBand="0" w:noVBand="1" w:val="04A0"/>
-      </w:tblPr>
-      <w:tblGrid>
-        <w:gridCol w:w="10080"/>
-      </w:tblGrid>
-      <w:tr>
-        <w:tc>
-          <w:tcPr>
-            <w:tcW w:type="dxa" w:w="10080"/>
-            <w:shd w:fill="F0FFF4"/>
-            <w:tcMar>
-              <w:top w:w="100" w:type="dxa"/>
-              <w:bottom w:w="100" w:type="dxa"/>
-              <w:left w:w="150" w:type="dxa"/>
-              <w:right w:w="150" w:type="dxa"/>
-            </w:tcMar>
-          </w:tcPr>
-          <w:p>
-            <w:r>
-              <w:rPr>
-                <w:b/>
-                <w:color w:val="276749"/>
-                <w:sz w:val="19"/>
-              </w:rPr>
-              <w:t xml:space="preserve">💡 Speed Hack / Trick: </w:t>
-            </w:r>
-            <w:r>
-              <w:rPr>
-                <w:color w:val="2D3748"/>
-                <w:sz w:val="19"/>
-              </w:rPr>
-              <w:t>Elimination of extreme or unphysical answer choices improves accuracy in assertion-reason and multiple-statement questions.</w:t>
-            </w:r>
-          </w:p>
-        </w:tc>
-      </w:tr>
-    </w:tbl>
-    <w:p>
-      <w:pPr>
-        <w:spacing w:before="120" w:after="40"/>
-      </w:pPr>
-      <w:r>
-        <w:rPr>
-          <w:b/>
-          <w:color w:val="1A365D"/>
-          <w:sz w:val="19"/>
-        </w:rPr>
-        <w:t>Source PYQs testing this concept:</w:t>
-      </w:r>
-    </w:p>
-    <w:p>
-      <w:pPr>
-        <w:pStyle w:val="ListBullet"/>
-        <w:spacing w:after="40"/>
-      </w:pPr>
-      <w:r>
-        <w:rPr>
-          <w:b/>
-          <w:sz w:val="18"/>
-        </w:rPr>
-        <w:t xml:space="preserve">[2024 Shift] Q#2 (MCQ): </w:t>
-      </w:r>
-      <w:r>
-        <w:rPr>
-          <w:sz w:val="18"/>
-        </w:rPr>
-        <w:t xml:space="preserve">"Identify the incorrect statement from the following...."  </w:t>
-      </w:r>
-      <w:r>
-        <w:rPr>
-          <w:b/>
-          <w:color w:val="2B6CB0"/>
-          <w:sz w:val="18"/>
-        </w:rPr>
-        <w:t>[Ans: N/A]</w:t>
-      </w:r>
-    </w:p>
-    <w:p>
-      <w:pPr>
-        <w:spacing w:after="120"/>
-      </w:pPr>
-    </w:p>
-    <w:p>
-      <w:pPr>
-        <w:pStyle w:val="Heading2"/>
-      </w:pPr>
-      <w:r>
-        <w:rPr>
-          <w:color w:val="2B6CB0"/>
-          <w:sz w:val="24"/>
-        </w:rPr>
-        <w:t>3.3 Environmental Chemistry — Standard Calculations &amp; Problem Archetypes (Standard Yield — 0 PYQs)</w:t>
-      </w:r>
-    </w:p>
-    <w:p>
-      <w:r>
-        <w:rPr>
-          <w:b/>
-          <w:sz w:val="20"/>
-        </w:rPr>
-        <w:t xml:space="preserve">Core Principle: </w:t>
-      </w:r>
-      <w:r>
-        <w:rPr>
-          <w:sz w:val="20"/>
-        </w:rPr>
-        <w:t>Quantitative numerical problem-solving techniques and standard question patterns frequently seen in Environmental Chemistry.</w:t>
-      </w:r>
-    </w:p>
-    <w:tbl>
-      <w:tblPr>
-        <w:tblW w:type="auto" w:w="0"/>
-        <w:jc w:val="center"/>
-        <w:tblLook w:firstColumn="1" w:firstRow="1" w:lastColumn="0" w:lastRow="0" w:noHBand="0" w:noVBand="1" w:val="04A0"/>
-      </w:tblPr>
-      <w:tblGrid>
-        <w:gridCol w:w="10080"/>
-      </w:tblGrid>
-      <w:tr>
-        <w:tc>
-          <w:tcPr>
-            <w:tcW w:type="dxa" w:w="10080"/>
-            <w:shd w:fill="FFF5F5"/>
-            <w:tcMar>
-              <w:top w:w="100" w:type="dxa"/>
-              <w:bottom w:w="100" w:type="dxa"/>
-              <w:left w:w="150" w:type="dxa"/>
-              <w:right w:w="150" w:type="dxa"/>
-            </w:tcMar>
-          </w:tcPr>
-          <w:p>
-            <w:r>
-              <w:rPr>
-                <w:b/>
-                <w:color w:val="C53030"/>
-                <w:sz w:val="19"/>
-              </w:rPr>
-              <w:t xml:space="preserve">⚠️ Common Trap / JEE Pitfall: </w:t>
-            </w:r>
-            <w:r>
-              <w:rPr>
-                <w:color w:val="2D3748"/>
-                <w:sz w:val="19"/>
-              </w:rPr>
-              <w:t>Watch for algebraic rounding, stoichiometric balancing, and boundary condition checks.</w:t>
-            </w:r>
-          </w:p>
-        </w:tc>
-      </w:tr>
-    </w:tbl>
-    <w:tbl>
-      <w:tblPr>
-        <w:tblW w:type="auto" w:w="0"/>
-        <w:jc w:val="center"/>
-        <w:tblLook w:firstColumn="1" w:firstRow="1" w:lastColumn="0" w:lastRow="0" w:noHBand="0" w:noVBand="1" w:val="04A0"/>
-      </w:tblPr>
-      <w:tblGrid>
-        <w:gridCol w:w="10080"/>
-      </w:tblGrid>
-      <w:tr>
-        <w:tc>
-          <w:tcPr>
-            <w:tcW w:type="dxa" w:w="10080"/>
-            <w:shd w:fill="F0FFF4"/>
-            <w:tcMar>
-              <w:top w:w="100" w:type="dxa"/>
-              <w:bottom w:w="100" w:type="dxa"/>
-              <w:left w:w="150" w:type="dxa"/>
-              <w:right w:w="150" w:type="dxa"/>
-            </w:tcMar>
-          </w:tcPr>
-          <w:p>
-            <w:r>
-              <w:rPr>
-                <w:b/>
-                <w:color w:val="276749"/>
-                <w:sz w:val="19"/>
-              </w:rPr>
-              <w:t xml:space="preserve">💡 Speed Hack / Trick: </w:t>
-            </w:r>
-            <w:r>
-              <w:rPr>
-                <w:color w:val="2D3748"/>
-                <w:sz w:val="19"/>
-              </w:rPr>
-              <w:t>Dimensional consistency checks and ratio comparisons can quickly eliminate incorrect options.</w:t>
+              <w:t>Chlorofluorocarbons (CFCs) deplete ozone in the stratosphere via chlorine free radical chain catalysis: one Cl radical can destroy up to 100,000 ozone molecules.</w:t>
             </w:r>
           </w:p>
         </w:tc>
@@ -1077,6 +541,33 @@
           <w:sz w:val="18"/>
         </w:rPr>
         <w:t xml:space="preserve">"Identify the incorrect statement from the following...."  </w:t>
+      </w:r>
+      <w:r>
+        <w:rPr>
+          <w:b/>
+          <w:color w:val="2B6CB0"/>
+          <w:sz w:val="18"/>
+        </w:rPr>
+        <w:t>[Ans: N/A]</w:t>
+      </w:r>
+    </w:p>
+    <w:p>
+      <w:pPr>
+        <w:pStyle w:val="ListBullet"/>
+        <w:spacing w:after="40"/>
+      </w:pPr>
+      <w:r>
+        <w:rPr>
+          <w:b/>
+          <w:sz w:val="18"/>
+        </w:rPr>
+        <w:t xml:space="preserve">[2020 Shift] Q#3 (MCQ): </w:t>
+      </w:r>
+      <w:r>
+        <w:rPr>
+          <w:sz w:val="18"/>
+        </w:rPr>
+        <w:t xml:space="preserve">"Which of the following is not a green house gas?..."  </w:t>
       </w:r>
       <w:r>
         <w:rPr>
@@ -1215,127 +706,6 @@
               <w:t>Solution Analysis:</w:t>
               <w:br/>
               <w:t>Option D is incorrect. Ozone primarily absorbs ultraviolet (UV) radiation, particularly in the wavelength range of 240 to 320 nanometers, which helps to protect living organisms from harmful UV rays emitted by the sun. It does not absorb infrared radiation significantly; instead, gases such as carbon dioxide (CO₂), water vapor (H₂O), and methane (CH₄) are primarily responsible for the absorption of infrared radiation, contributing to the greenhouse effect.</w:t>
-            </w:r>
-          </w:p>
-        </w:tc>
-      </w:tr>
-    </w:tbl>
-    <w:p>
-      <w:pPr>
-        <w:spacing w:after="120"/>
-      </w:pPr>
-    </w:p>
-    <w:p>
-      <w:pPr>
-        <w:spacing w:before="160" w:after="40"/>
-      </w:pPr>
-      <w:r>
-        <w:rPr>
-          <w:b/>
-          <w:color w:val="1A365D"/>
-          <w:sz w:val="22"/>
-        </w:rPr>
-        <w:t>Benchmark Problem 2: KCET 2020 (Q#3)</w:t>
-      </w:r>
-    </w:p>
-    <w:p>
-      <w:pPr>
-        <w:spacing w:after="80"/>
-      </w:pPr>
-      <w:r>
-        <w:rPr>
-          <w:sz w:val="20"/>
-        </w:rPr>
-        <w:t>Which of the following is not a green house gas?</w:t>
-      </w:r>
-    </w:p>
-    <w:p>
-      <w:pPr>
-        <w:pStyle w:val="ListBullet"/>
-        <w:spacing w:after="20"/>
-      </w:pPr>
-      <w:r>
-        <w:rPr>
-          <w:sz w:val="19"/>
-        </w:rPr>
-        <w:t>(A) CFC</w:t>
-      </w:r>
-    </w:p>
-    <w:p>
-      <w:pPr>
-        <w:pStyle w:val="ListBullet"/>
-        <w:spacing w:after="20"/>
-      </w:pPr>
-      <w:r>
-        <w:rPr>
-          <w:sz w:val="19"/>
-        </w:rPr>
-        <w:t>(B) CO _(2)</w:t>
-      </w:r>
-    </w:p>
-    <w:p>
-      <w:pPr>
-        <w:pStyle w:val="ListBullet"/>
-        <w:spacing w:after="20"/>
-      </w:pPr>
-      <w:r>
-        <w:rPr>
-          <w:sz w:val="19"/>
-        </w:rPr>
-        <w:t>(C) O _(2)</w:t>
-      </w:r>
-    </w:p>
-    <w:p>
-      <w:pPr>
-        <w:pStyle w:val="ListBullet"/>
-        <w:spacing w:after="20"/>
-      </w:pPr>
-      <w:r>
-        <w:rPr>
-          <w:sz w:val="19"/>
-        </w:rPr>
-        <w:t>(D) NO _(2)</w:t>
-      </w:r>
-    </w:p>
-    <w:tbl>
-      <w:tblPr>
-        <w:tblW w:type="auto" w:w="0"/>
-        <w:jc w:val="center"/>
-        <w:tblLook w:firstColumn="1" w:firstRow="1" w:lastColumn="0" w:lastRow="0" w:noHBand="0" w:noVBand="1" w:val="04A0"/>
-      </w:tblPr>
-      <w:tblGrid>
-        <w:gridCol w:w="10080"/>
-      </w:tblGrid>
-      <w:tr>
-        <w:tc>
-          <w:tcPr>
-            <w:tcW w:type="dxa" w:w="10080"/>
-            <w:shd w:fill="F7FAFC"/>
-            <w:tcMar>
-              <w:top w:w="100" w:type="dxa"/>
-              <w:bottom w:w="100" w:type="dxa"/>
-              <w:left w:w="150" w:type="dxa"/>
-              <w:right w:w="150" w:type="dxa"/>
-            </w:tcMar>
-          </w:tcPr>
-          <w:p>
-            <w:r>
-              <w:rPr>
-                <w:b/>
-                <w:color w:val="1A365D"/>
-                <w:sz w:val="19"/>
-              </w:rPr>
-              <w:t>Correct Answer: None</w:t>
-              <w:br/>
-            </w:r>
-            <w:r>
-              <w:rPr>
-                <w:color w:val="2D3748"/>
-                <w:sz w:val="18"/>
-              </w:rPr>
-              <w:t>Solution Analysis:</w:t>
-              <w:br/>
-              <w:t>Green house gases are the gases which are forming a layer in the atmosphere and prevent the reflected sun rays going upward and as such are responsible for increasing the temperature. CFC,CO_(2) and NO_(2) are green house gases while O_(2) is not a green house gas.</w:t>
             </w:r>
           </w:p>
         </w:tc>
